--- a/public/İpekAteş_CV.docx
+++ b/public/İpekAteş_CV.docx
@@ -2010,13 +2010,58 @@
       <w:pPr>
         <w:spacing w:after="7" w:line="259" w:lineRule="auto"/>
         <w:ind w:left="0" w:firstLine="0"/>
-      </w:pPr>
-      <w:r>
         <w:rPr>
           <w:rFonts w:cs="Garamond"/>
           <w:b/>
         </w:rPr>
+      </w:pPr>
+      <w:r>
+        <w:rPr>
+          <w:rFonts w:cs="Garamond"/>
+          <w:b/>
+        </w:rPr>
         <w:t xml:space="preserve">Certifications: </w:t>
+      </w:r>
+    </w:p>
+    <w:p>
+      <w:pPr>
+        <w:pStyle w:val="ListParagraph"/>
+        <w:numPr>
+          <w:ilvl w:val="0"/>
+          <w:numId w:val="18"/>
+        </w:numPr>
+        <w:spacing w:after="7" w:line="259" w:lineRule="auto"/>
+      </w:pPr>
+      <w:r>
+        <w:rPr>
+          <w:b/>
+          <w:bCs/>
+        </w:rPr>
+        <w:t xml:space="preserve">Advanced Learning Algorithms </w:t>
+      </w:r>
+      <w:r>
+        <w:t xml:space="preserve">| DeepLearning.AI </w:t>
+      </w:r>
+      <w:r>
+        <w:rPr>
+          <w:i/>
+          <w:iCs/>
+        </w:rPr>
+        <w:t>(</w:t>
+      </w:r>
+      <w:r>
+        <w:rPr>
+          <w:i/>
+          <w:iCs/>
+        </w:rPr>
+        <w:t xml:space="preserve">August </w:t>
+      </w:r>
+      <w:r>
+        <w:rPr>
+          <w:i/>
+          <w:iCs/>
+        </w:rPr>
+        <w:t>2026)</w:t>
       </w:r>
     </w:p>
     <w:p>
@@ -2102,7 +2147,13 @@
         <w:t>, NumPy, PyTorch</w:t>
       </w:r>
       <w:r>
-        <w:t>, Scikit-learn.</w:t>
+        <w:t xml:space="preserve">, </w:t>
+      </w:r>
+      <w:r>
+        <w:t xml:space="preserve">TensorFlow, </w:t>
+      </w:r>
+      <w:r>
+        <w:t>Scikit-learn.</w:t>
       </w:r>
     </w:p>
     <w:p>
@@ -2129,7 +2180,13 @@
         <w:t xml:space="preserve"> </w:t>
       </w:r>
       <w:r>
-        <w:t>Machine Learning, Regression and Classification Models, Regularization, Gradient Descent.</w:t>
+        <w:t>Machine Learning, Regression and Classification Models, Regularization, Gradient Descent</w:t>
+      </w:r>
+      <w:r>
+        <w:t>, Neural Networks, Decision Trees, Random Forests, Bias-Variance Diagnosis, XGBoost</w:t>
+      </w:r>
+      <w:r>
+        <w:t>.</w:t>
       </w:r>
     </w:p>
     <w:p>
@@ -2220,7 +2277,13 @@
         <w:t>Hiphop Dance</w:t>
       </w:r>
       <w:r>
-        <w:t>, Guitar Playing, Reading, Travelling.</w:t>
+        <w:t>,</w:t>
+      </w:r>
+      <w:r>
+        <w:t xml:space="preserve"> Yoga, Meditation,</w:t>
+      </w:r>
+      <w:r>
+        <w:t xml:space="preserve"> Guitar Playing, Reading, Travelling.</w:t>
       </w:r>
       <w:r>
         <w:rPr>
@@ -3227,6 +3290,130 @@
     </w:lvl>
   </w:abstractNum>
   <w:abstractNum w:abstractNumId="4" w15:restartNumberingAfterBreak="0">
+    <w:nsid w:val="198835F5"/>
+    <w:multiLevelType w:val="hybridMultilevel"/>
+    <w:tmpl w:val="67A802EC"/>
+    <w:lvl w:ilvl="0" w:tplc="E81AE2A2">
+      <w:start w:val="1"/>
+      <w:numFmt w:val="bullet"/>
+      <w:lvlText w:val="•"/>
+      <w:lvlJc w:val="left"/>
+      <w:pPr>
+        <w:ind w:left="1440" w:hanging="360"/>
+      </w:pPr>
+      <w:rPr>
+        <w:rFonts w:ascii="Arial" w:eastAsia="Arial" w:hAnsi="Arial" w:cs="Arial"/>
+        <w:b w:val="0"/>
+        <w:i w:val="0"/>
+        <w:strike w:val="0"/>
+        <w:dstrike w:val="0"/>
+        <w:color w:val="000000"/>
+        <w:sz w:val="20"/>
+        <w:szCs w:val="20"/>
+        <w:u w:val="none" w:color="000000"/>
+        <w:bdr w:val="none" w:sz="0" w:space="0" w:color="auto"/>
+        <w:shd w:val="clear" w:color="auto" w:fill="auto"/>
+        <w:vertAlign w:val="baseline"/>
+      </w:rPr>
+    </w:lvl>
+    <w:lvl w:ilvl="1" w:tplc="04090003" w:tentative="1">
+      <w:start w:val="1"/>
+      <w:numFmt w:val="bullet"/>
+      <w:lvlText w:val="o"/>
+      <w:lvlJc w:val="left"/>
+      <w:pPr>
+        <w:ind w:left="2160" w:hanging="360"/>
+      </w:pPr>
+      <w:rPr>
+        <w:rFonts w:ascii="Courier New" w:hAnsi="Courier New" w:cs="Courier New" w:hint="default"/>
+      </w:rPr>
+    </w:lvl>
+    <w:lvl w:ilvl="2" w:tplc="04090005" w:tentative="1">
+      <w:start w:val="1"/>
+      <w:numFmt w:val="bullet"/>
+      <w:lvlText w:val=""/>
+      <w:lvlJc w:val="left"/>
+      <w:pPr>
+        <w:ind w:left="2880" w:hanging="360"/>
+      </w:pPr>
+      <w:rPr>
+        <w:rFonts w:ascii="Wingdings" w:hAnsi="Wingdings" w:hint="default"/>
+      </w:rPr>
+    </w:lvl>
+    <w:lvl w:ilvl="3" w:tplc="04090001" w:tentative="1">
+      <w:start w:val="1"/>
+      <w:numFmt w:val="bullet"/>
+      <w:lvlText w:val=""/>
+      <w:lvlJc w:val="left"/>
+      <w:pPr>
+        <w:ind w:left="3600" w:hanging="360"/>
+      </w:pPr>
+      <w:rPr>
+        <w:rFonts w:ascii="Symbol" w:hAnsi="Symbol" w:hint="default"/>
+      </w:rPr>
+    </w:lvl>
+    <w:lvl w:ilvl="4" w:tplc="04090003" w:tentative="1">
+      <w:start w:val="1"/>
+      <w:numFmt w:val="bullet"/>
+      <w:lvlText w:val="o"/>
+      <w:lvlJc w:val="left"/>
+      <w:pPr>
+        <w:ind w:left="4320" w:hanging="360"/>
+      </w:pPr>
+      <w:rPr>
+        <w:rFonts w:ascii="Courier New" w:hAnsi="Courier New" w:cs="Courier New" w:hint="default"/>
+      </w:rPr>
+    </w:lvl>
+    <w:lvl w:ilvl="5" w:tplc="04090005" w:tentative="1">
+      <w:start w:val="1"/>
+      <w:numFmt w:val="bullet"/>
+      <w:lvlText w:val=""/>
+      <w:lvlJc w:val="left"/>
+      <w:pPr>
+        <w:ind w:left="5040" w:hanging="360"/>
+      </w:pPr>
+      <w:rPr>
+        <w:rFonts w:ascii="Wingdings" w:hAnsi="Wingdings" w:hint="default"/>
+      </w:rPr>
+    </w:lvl>
+    <w:lvl w:ilvl="6" w:tplc="04090001" w:tentative="1">
+      <w:start w:val="1"/>
+      <w:numFmt w:val="bullet"/>
+      <w:lvlText w:val=""/>
+      <w:lvlJc w:val="left"/>
+      <w:pPr>
+        <w:ind w:left="5760" w:hanging="360"/>
+      </w:pPr>
+      <w:rPr>
+        <w:rFonts w:ascii="Symbol" w:hAnsi="Symbol" w:hint="default"/>
+      </w:rPr>
+    </w:lvl>
+    <w:lvl w:ilvl="7" w:tplc="04090003" w:tentative="1">
+      <w:start w:val="1"/>
+      <w:numFmt w:val="bullet"/>
+      <w:lvlText w:val="o"/>
+      <w:lvlJc w:val="left"/>
+      <w:pPr>
+        <w:ind w:left="6480" w:hanging="360"/>
+      </w:pPr>
+      <w:rPr>
+        <w:rFonts w:ascii="Courier New" w:hAnsi="Courier New" w:cs="Courier New" w:hint="default"/>
+      </w:rPr>
+    </w:lvl>
+    <w:lvl w:ilvl="8" w:tplc="04090005" w:tentative="1">
+      <w:start w:val="1"/>
+      <w:numFmt w:val="bullet"/>
+      <w:lvlText w:val=""/>
+      <w:lvlJc w:val="left"/>
+      <w:pPr>
+        <w:ind w:left="7200" w:hanging="360"/>
+      </w:pPr>
+      <w:rPr>
+        <w:rFonts w:ascii="Wingdings" w:hAnsi="Wingdings" w:hint="default"/>
+      </w:rPr>
+    </w:lvl>
+  </w:abstractNum>
+  <w:abstractNum w:abstractNumId="5" w15:restartNumberingAfterBreak="0">
     <w:nsid w:val="1BBB18B4"/>
     <w:multiLevelType w:val="hybridMultilevel"/>
     <w:tmpl w:val="B0CE5F0A"/>
@@ -3350,7 +3537,7 @@
       </w:rPr>
     </w:lvl>
   </w:abstractNum>
-  <w:abstractNum w:abstractNumId="5" w15:restartNumberingAfterBreak="0">
+  <w:abstractNum w:abstractNumId="6" w15:restartNumberingAfterBreak="0">
     <w:nsid w:val="20FE5EFA"/>
     <w:multiLevelType w:val="hybridMultilevel"/>
     <w:tmpl w:val="DAFEE8F8"/>
@@ -3474,7 +3661,7 @@
       </w:rPr>
     </w:lvl>
   </w:abstractNum>
-  <w:abstractNum w:abstractNumId="6" w15:restartNumberingAfterBreak="0">
+  <w:abstractNum w:abstractNumId="7" w15:restartNumberingAfterBreak="0">
     <w:nsid w:val="2864457A"/>
     <w:multiLevelType w:val="hybridMultilevel"/>
     <w:tmpl w:val="2E525F56"/>
@@ -3686,7 +3873,7 @@
       </w:rPr>
     </w:lvl>
   </w:abstractNum>
-  <w:abstractNum w:abstractNumId="7" w15:restartNumberingAfterBreak="0">
+  <w:abstractNum w:abstractNumId="8" w15:restartNumberingAfterBreak="0">
     <w:nsid w:val="2ED01E62"/>
     <w:multiLevelType w:val="hybridMultilevel"/>
     <w:tmpl w:val="8AA2E81A"/>
@@ -3898,7 +4085,7 @@
       </w:rPr>
     </w:lvl>
   </w:abstractNum>
-  <w:abstractNum w:abstractNumId="8" w15:restartNumberingAfterBreak="0">
+  <w:abstractNum w:abstractNumId="9" w15:restartNumberingAfterBreak="0">
     <w:nsid w:val="37DB7FFA"/>
     <w:multiLevelType w:val="hybridMultilevel"/>
     <w:tmpl w:val="FCCCAE0A"/>
@@ -4110,7 +4297,7 @@
       </w:rPr>
     </w:lvl>
   </w:abstractNum>
-  <w:abstractNum w:abstractNumId="9" w15:restartNumberingAfterBreak="0">
+  <w:abstractNum w:abstractNumId="10" w15:restartNumberingAfterBreak="0">
     <w:nsid w:val="3CAA7C55"/>
     <w:multiLevelType w:val="hybridMultilevel"/>
     <w:tmpl w:val="4F04A5CC"/>
@@ -4322,7 +4509,7 @@
       </w:rPr>
     </w:lvl>
   </w:abstractNum>
-  <w:abstractNum w:abstractNumId="10" w15:restartNumberingAfterBreak="0">
+  <w:abstractNum w:abstractNumId="11" w15:restartNumberingAfterBreak="0">
     <w:nsid w:val="4E7100FC"/>
     <w:multiLevelType w:val="hybridMultilevel"/>
     <w:tmpl w:val="04B842B8"/>
@@ -4435,7 +4622,7 @@
       </w:rPr>
     </w:lvl>
   </w:abstractNum>
-  <w:abstractNum w:abstractNumId="11" w15:restartNumberingAfterBreak="0">
+  <w:abstractNum w:abstractNumId="12" w15:restartNumberingAfterBreak="0">
     <w:nsid w:val="5EBA615C"/>
     <w:multiLevelType w:val="hybridMultilevel"/>
     <w:tmpl w:val="B45E1AF4"/>
@@ -4559,7 +4746,7 @@
       </w:rPr>
     </w:lvl>
   </w:abstractNum>
-  <w:abstractNum w:abstractNumId="12" w15:restartNumberingAfterBreak="0">
+  <w:abstractNum w:abstractNumId="13" w15:restartNumberingAfterBreak="0">
     <w:nsid w:val="77BC3D9B"/>
     <w:multiLevelType w:val="hybridMultilevel"/>
     <w:tmpl w:val="5D52A02E"/>
@@ -4771,7 +4958,131 @@
       </w:rPr>
     </w:lvl>
   </w:abstractNum>
-  <w:abstractNum w:abstractNumId="13" w15:restartNumberingAfterBreak="0">
+  <w:abstractNum w:abstractNumId="14" w15:restartNumberingAfterBreak="0">
+    <w:nsid w:val="78496972"/>
+    <w:multiLevelType w:val="hybridMultilevel"/>
+    <w:tmpl w:val="046E5F42"/>
+    <w:lvl w:ilvl="0" w:tplc="E81AE2A2">
+      <w:start w:val="1"/>
+      <w:numFmt w:val="bullet"/>
+      <w:lvlText w:val="•"/>
+      <w:lvlJc w:val="left"/>
+      <w:pPr>
+        <w:ind w:left="720" w:hanging="360"/>
+      </w:pPr>
+      <w:rPr>
+        <w:rFonts w:ascii="Arial" w:eastAsia="Arial" w:hAnsi="Arial" w:cs="Arial"/>
+        <w:b w:val="0"/>
+        <w:i w:val="0"/>
+        <w:strike w:val="0"/>
+        <w:dstrike w:val="0"/>
+        <w:color w:val="000000"/>
+        <w:sz w:val="20"/>
+        <w:szCs w:val="20"/>
+        <w:u w:val="none" w:color="000000"/>
+        <w:bdr w:val="none" w:sz="0" w:space="0" w:color="auto"/>
+        <w:shd w:val="clear" w:color="auto" w:fill="auto"/>
+        <w:vertAlign w:val="baseline"/>
+      </w:rPr>
+    </w:lvl>
+    <w:lvl w:ilvl="1" w:tplc="04090003" w:tentative="1">
+      <w:start w:val="1"/>
+      <w:numFmt w:val="bullet"/>
+      <w:lvlText w:val="o"/>
+      <w:lvlJc w:val="left"/>
+      <w:pPr>
+        <w:ind w:left="1440" w:hanging="360"/>
+      </w:pPr>
+      <w:rPr>
+        <w:rFonts w:ascii="Courier New" w:hAnsi="Courier New" w:cs="Courier New" w:hint="default"/>
+      </w:rPr>
+    </w:lvl>
+    <w:lvl w:ilvl="2" w:tplc="04090005" w:tentative="1">
+      <w:start w:val="1"/>
+      <w:numFmt w:val="bullet"/>
+      <w:lvlText w:val=""/>
+      <w:lvlJc w:val="left"/>
+      <w:pPr>
+        <w:ind w:left="2160" w:hanging="360"/>
+      </w:pPr>
+      <w:rPr>
+        <w:rFonts w:ascii="Wingdings" w:hAnsi="Wingdings" w:hint="default"/>
+      </w:rPr>
+    </w:lvl>
+    <w:lvl w:ilvl="3" w:tplc="04090001" w:tentative="1">
+      <w:start w:val="1"/>
+      <w:numFmt w:val="bullet"/>
+      <w:lvlText w:val=""/>
+      <w:lvlJc w:val="left"/>
+      <w:pPr>
+        <w:ind w:left="2880" w:hanging="360"/>
+      </w:pPr>
+      <w:rPr>
+        <w:rFonts w:ascii="Symbol" w:hAnsi="Symbol" w:hint="default"/>
+      </w:rPr>
+    </w:lvl>
+    <w:lvl w:ilvl="4" w:tplc="04090003" w:tentative="1">
+      <w:start w:val="1"/>
+      <w:numFmt w:val="bullet"/>
+      <w:lvlText w:val="o"/>
+      <w:lvlJc w:val="left"/>
+      <w:pPr>
+        <w:ind w:left="3600" w:hanging="360"/>
+      </w:pPr>
+      <w:rPr>
+        <w:rFonts w:ascii="Courier New" w:hAnsi="Courier New" w:cs="Courier New" w:hint="default"/>
+      </w:rPr>
+    </w:lvl>
+    <w:lvl w:ilvl="5" w:tplc="04090005" w:tentative="1">
+      <w:start w:val="1"/>
+      <w:numFmt w:val="bullet"/>
+      <w:lvlText w:val=""/>
+      <w:lvlJc w:val="left"/>
+      <w:pPr>
+        <w:ind w:left="4320" w:hanging="360"/>
+      </w:pPr>
+      <w:rPr>
+        <w:rFonts w:ascii="Wingdings" w:hAnsi="Wingdings" w:hint="default"/>
+      </w:rPr>
+    </w:lvl>
+    <w:lvl w:ilvl="6" w:tplc="04090001" w:tentative="1">
+      <w:start w:val="1"/>
+      <w:numFmt w:val="bullet"/>
+      <w:lvlText w:val=""/>
+      <w:lvlJc w:val="left"/>
+      <w:pPr>
+        <w:ind w:left="5040" w:hanging="360"/>
+      </w:pPr>
+      <w:rPr>
+        <w:rFonts w:ascii="Symbol" w:hAnsi="Symbol" w:hint="default"/>
+      </w:rPr>
+    </w:lvl>
+    <w:lvl w:ilvl="7" w:tplc="04090003" w:tentative="1">
+      <w:start w:val="1"/>
+      <w:numFmt w:val="bullet"/>
+      <w:lvlText w:val="o"/>
+      <w:lvlJc w:val="left"/>
+      <w:pPr>
+        <w:ind w:left="5760" w:hanging="360"/>
+      </w:pPr>
+      <w:rPr>
+        <w:rFonts w:ascii="Courier New" w:hAnsi="Courier New" w:cs="Courier New" w:hint="default"/>
+      </w:rPr>
+    </w:lvl>
+    <w:lvl w:ilvl="8" w:tplc="04090005" w:tentative="1">
+      <w:start w:val="1"/>
+      <w:numFmt w:val="bullet"/>
+      <w:lvlText w:val=""/>
+      <w:lvlJc w:val="left"/>
+      <w:pPr>
+        <w:ind w:left="6480" w:hanging="360"/>
+      </w:pPr>
+      <w:rPr>
+        <w:rFonts w:ascii="Wingdings" w:hAnsi="Wingdings" w:hint="default"/>
+      </w:rPr>
+    </w:lvl>
+  </w:abstractNum>
+  <w:abstractNum w:abstractNumId="15" w15:restartNumberingAfterBreak="0">
     <w:nsid w:val="79534A22"/>
     <w:multiLevelType w:val="hybridMultilevel"/>
     <w:tmpl w:val="B5CA90F6"/>
@@ -4983,7 +5294,7 @@
       </w:rPr>
     </w:lvl>
   </w:abstractNum>
-  <w:abstractNum w:abstractNumId="14" w15:restartNumberingAfterBreak="0">
+  <w:abstractNum w:abstractNumId="16" w15:restartNumberingAfterBreak="0">
     <w:nsid w:val="796C7CD4"/>
     <w:multiLevelType w:val="hybridMultilevel"/>
     <w:tmpl w:val="3B6ABD2C"/>
@@ -5195,7 +5506,7 @@
       </w:rPr>
     </w:lvl>
   </w:abstractNum>
-  <w:abstractNum w:abstractNumId="15" w15:restartNumberingAfterBreak="0">
+  <w:abstractNum w:abstractNumId="17" w15:restartNumberingAfterBreak="0">
     <w:nsid w:val="7E0264AD"/>
     <w:multiLevelType w:val="hybridMultilevel"/>
     <w:tmpl w:val="02B8A2B8"/>
@@ -5408,52 +5719,58 @@
     </w:lvl>
   </w:abstractNum>
   <w:num w:numId="1" w16cid:durableId="1502893703">
-    <w:abstractNumId w:val="8"/>
+    <w:abstractNumId w:val="9"/>
   </w:num>
   <w:num w:numId="2" w16cid:durableId="437531847">
     <w:abstractNumId w:val="0"/>
   </w:num>
   <w:num w:numId="3" w16cid:durableId="1878620138">
-    <w:abstractNumId w:val="9"/>
+    <w:abstractNumId w:val="10"/>
   </w:num>
   <w:num w:numId="4" w16cid:durableId="661929536">
     <w:abstractNumId w:val="1"/>
   </w:num>
   <w:num w:numId="5" w16cid:durableId="211843075">
+    <w:abstractNumId w:val="17"/>
+  </w:num>
+  <w:num w:numId="6" w16cid:durableId="1432970175">
+    <w:abstractNumId w:val="7"/>
+  </w:num>
+  <w:num w:numId="7" w16cid:durableId="409892219">
+    <w:abstractNumId w:val="13"/>
+  </w:num>
+  <w:num w:numId="8" w16cid:durableId="112332514">
+    <w:abstractNumId w:val="16"/>
+  </w:num>
+  <w:num w:numId="9" w16cid:durableId="290717778">
+    <w:abstractNumId w:val="8"/>
+  </w:num>
+  <w:num w:numId="10" w16cid:durableId="1845052047">
     <w:abstractNumId w:val="15"/>
   </w:num>
-  <w:num w:numId="6" w16cid:durableId="1432970175">
-    <w:abstractNumId w:val="6"/>
-  </w:num>
-  <w:num w:numId="7" w16cid:durableId="409892219">
-    <w:abstractNumId w:val="12"/>
-  </w:num>
-  <w:num w:numId="8" w16cid:durableId="112332514">
-    <w:abstractNumId w:val="14"/>
-  </w:num>
-  <w:num w:numId="9" w16cid:durableId="290717778">
-    <w:abstractNumId w:val="7"/>
-  </w:num>
-  <w:num w:numId="10" w16cid:durableId="1845052047">
-    <w:abstractNumId w:val="13"/>
-  </w:num>
   <w:num w:numId="11" w16cid:durableId="724766435">
-    <w:abstractNumId w:val="10"/>
+    <w:abstractNumId w:val="11"/>
   </w:num>
   <w:num w:numId="12" w16cid:durableId="191385615">
-    <w:abstractNumId w:val="4"/>
+    <w:abstractNumId w:val="5"/>
   </w:num>
   <w:num w:numId="13" w16cid:durableId="1692222592">
-    <w:abstractNumId w:val="5"/>
+    <w:abstractNumId w:val="6"/>
   </w:num>
   <w:num w:numId="14" w16cid:durableId="2032872677">
     <w:abstractNumId w:val="2"/>
   </w:num>
   <w:num w:numId="15" w16cid:durableId="344477456">
-    <w:abstractNumId w:val="11"/>
+    <w:abstractNumId w:val="12"/>
   </w:num>
   <w:num w:numId="16" w16cid:durableId="642008341">
     <w:abstractNumId w:val="3"/>
+  </w:num>
+  <w:num w:numId="17" w16cid:durableId="347368018">
+    <w:abstractNumId w:val="4"/>
+  </w:num>
+  <w:num w:numId="18" w16cid:durableId="371076431">
+    <w:abstractNumId w:val="14"/>
   </w:num>
 </w:numbering>
 </file>

--- a/public/İpekAteş_CV.docx
+++ b/public/İpekAteş_CV.docx
@@ -364,7 +364,343 @@
         <w:ind w:left="0"/>
       </w:pPr>
       <w:r>
+        <w:t>Work Experience</w:t>
+      </w:r>
+      <w:r>
+        <w:rPr>
+          <w:rFonts w:ascii="Calibri" w:eastAsia="Calibri" w:hAnsi="Calibri" w:cs="Calibri"/>
+          <w:noProof/>
+        </w:rPr>
+        <mc:AlternateContent>
+          <mc:Choice Requires="wpg">
+            <w:drawing>
+              <wp:inline distT="0" distB="0" distL="0" distR="0" wp14:anchorId="2A27F6D2" wp14:editId="5A349753">
+                <wp:extent cx="6858000" cy="12700"/>
+                <wp:effectExtent l="0" t="0" r="0" b="0"/>
+                <wp:docPr id="470608414" name="Group 470608414"/>
+                <wp:cNvGraphicFramePr/>
+                <a:graphic xmlns:a="http://schemas.openxmlformats.org/drawingml/2006/main">
+                  <a:graphicData uri="http://schemas.microsoft.com/office/word/2010/wordprocessingGroup">
+                    <wpg:wgp>
+                      <wpg:cNvGrpSpPr/>
+                      <wpg:grpSpPr>
+                        <a:xfrm>
+                          <a:off x="0" y="0"/>
+                          <a:ext cx="6858000" cy="12700"/>
+                          <a:chOff x="0" y="0"/>
+                          <a:chExt cx="6858000" cy="12700"/>
+                        </a:xfrm>
+                      </wpg:grpSpPr>
+                      <wps:wsp>
+                        <wps:cNvPr id="1471609139" name="Shape 856"/>
+                        <wps:cNvSpPr/>
+                        <wps:spPr>
+                          <a:xfrm>
+                            <a:off x="0" y="0"/>
+                            <a:ext cx="6858000" cy="0"/>
+                          </a:xfrm>
+                          <a:custGeom>
+                            <a:avLst/>
+                            <a:gdLst/>
+                            <a:ahLst/>
+                            <a:cxnLst/>
+                            <a:rect l="0" t="0" r="0" b="0"/>
+                            <a:pathLst>
+                              <a:path w="6858000">
+                                <a:moveTo>
+                                  <a:pt x="0" y="0"/>
+                                </a:moveTo>
+                                <a:lnTo>
+                                  <a:pt x="6858000" y="0"/>
+                                </a:lnTo>
+                              </a:path>
+                            </a:pathLst>
+                          </a:custGeom>
+                          <a:ln w="12700" cap="flat">
+                            <a:round/>
+                          </a:ln>
+                        </wps:spPr>
+                        <wps:style>
+                          <a:lnRef idx="1">
+                            <a:srgbClr val="002060"/>
+                          </a:lnRef>
+                          <a:fillRef idx="0">
+                            <a:srgbClr val="000000">
+                              <a:alpha val="0"/>
+                            </a:srgbClr>
+                          </a:fillRef>
+                          <a:effectRef idx="0">
+                            <a:scrgbClr r="0" g="0" b="0"/>
+                          </a:effectRef>
+                          <a:fontRef idx="none"/>
+                        </wps:style>
+                        <wps:bodyPr/>
+                      </wps:wsp>
+                    </wpg:wgp>
+                  </a:graphicData>
+                </a:graphic>
+              </wp:inline>
+            </w:drawing>
+          </mc:Choice>
+          <mc:Fallback>
+            <w:pict>
+              <v:group w14:anchorId="1F8D03B9" id="Group 470608414" o:spid="_x0000_s1026" style="width:540pt;height:1pt;mso-position-horizontal-relative:char;mso-position-vertical-relative:line" coordsize="68580,127" o:gfxdata="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">
+                <v:shape id="Shape 856" o:spid="_x0000_s1027" style="position:absolute;width:68580;height:0;visibility:visible;mso-wrap-style:square;v-text-anchor:top" coordsize="6858000,0" o:gfxdata="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" path="m,l6858000,e" filled="f" strokecolor="#002060" strokeweight="1pt">
+                  <v:path arrowok="t" textboxrect="0,0,6858000,0"/>
+                </v:shape>
+                <w10:anchorlock/>
+              </v:group>
+            </w:pict>
+          </mc:Fallback>
+        </mc:AlternateContent>
+      </w:r>
+    </w:p>
+    <w:p>
+      <w:pPr>
+        <w:rPr>
+          <w:lang w:val="en-TR" w:eastAsia="en-US"/>
+        </w:rPr>
+      </w:pPr>
+    </w:p>
+    <w:p>
+      <w:pPr>
+        <w:tabs>
+          <w:tab w:val="right" w:pos="11040"/>
+        </w:tabs>
+        <w:spacing w:after="0" w:line="259" w:lineRule="auto"/>
+        <w:ind w:left="0" w:right="-14" w:firstLine="0"/>
+      </w:pPr>
+      <w:r>
+        <w:rPr>
+          <w:rFonts w:ascii="Book Antiqua" w:eastAsia="Book Antiqua" w:hAnsi="Book Antiqua" w:cs="Book Antiqua"/>
+          <w:b/>
+        </w:rPr>
+        <w:t>Exposure AI Academy</w:t>
+      </w:r>
+      <w:r>
+        <w:rPr>
+          <w:rFonts w:ascii="Book Antiqua" w:eastAsia="Book Antiqua" w:hAnsi="Book Antiqua" w:cs="Book Antiqua"/>
+          <w:b/>
+        </w:rPr>
+        <w:tab/>
+      </w:r>
+      <w:r>
+        <w:rPr>
+          <w:rFonts w:cs="Garamond"/>
+          <w:b/>
+        </w:rPr>
+        <w:t xml:space="preserve">   İstanbul/Türkiye </w:t>
+      </w:r>
+    </w:p>
+    <w:p>
+      <w:pPr>
+        <w:tabs>
+          <w:tab w:val="right" w:pos="11040"/>
+        </w:tabs>
+        <w:spacing w:after="0" w:line="259" w:lineRule="auto"/>
+        <w:ind w:left="0" w:right="-13" w:firstLine="0"/>
+      </w:pPr>
+      <w:r>
+        <w:rPr>
+          <w:rFonts w:ascii="Book Antiqua" w:eastAsia="Book Antiqua" w:hAnsi="Book Antiqua" w:cs="Book Antiqua"/>
+          <w:b/>
+          <w:color w:val="747474"/>
+        </w:rPr>
+        <w:t xml:space="preserve">   </w:t>
+      </w:r>
+      <w:r>
+        <w:rPr>
+          <w:rFonts w:cs="Garamond"/>
+          <w:b/>
+          <w:color w:val="747474"/>
+        </w:rPr>
+        <w:t>AI Academy Volunteer</w:t>
+      </w:r>
+      <w:r>
+        <w:rPr>
+          <w:rFonts w:ascii="Book Antiqua" w:eastAsia="Book Antiqua" w:hAnsi="Book Antiqua" w:cs="Book Antiqua"/>
+          <w:b/>
+          <w:color w:val="747474"/>
+          <w:sz w:val="20"/>
+        </w:rPr>
+        <w:tab/>
+        <w:t xml:space="preserve">      </w:t>
+      </w:r>
+      <w:r>
+        <w:rPr>
+          <w:rFonts w:cs="Garamond"/>
+          <w:i/>
+        </w:rPr>
+        <w:t xml:space="preserve">Aug </w:t>
+      </w:r>
+      <w:r>
+        <w:rPr>
+          <w:rFonts w:cs="Garamond"/>
+          <w:i/>
+        </w:rPr>
+        <w:t>20</w:t>
+      </w:r>
+      <w:r>
+        <w:rPr>
+          <w:rFonts w:cs="Garamond"/>
+          <w:i/>
+        </w:rPr>
+        <w:t>26</w:t>
+      </w:r>
+    </w:p>
+    <w:p>
+      <w:pPr>
+        <w:pStyle w:val="ListParagraph"/>
+        <w:numPr>
+          <w:ilvl w:val="0"/>
+          <w:numId w:val="20"/>
+        </w:numPr>
+        <w:spacing w:after="36"/>
+        <w:ind w:right="2685"/>
+      </w:pPr>
+      <w:r>
+        <w:t>Supported a two-week program empowering high school students to build real-world AI projects, from AI-powered browser agents to mobile apps</w:t>
+      </w:r>
+    </w:p>
+    <w:p>
+      <w:pPr>
+        <w:pStyle w:val="ListParagraph"/>
+        <w:numPr>
+          <w:ilvl w:val="0"/>
+          <w:numId w:val="20"/>
+        </w:numPr>
+        <w:spacing w:after="36"/>
+        <w:ind w:right="2685"/>
+      </w:pPr>
+      <w:r>
+        <w:t>Mentored students day-to-day, guiding them through tools such as GitHub and VS Code</w:t>
+      </w:r>
+    </w:p>
+    <w:p>
+      <w:pPr>
+        <w:pStyle w:val="ListParagraph"/>
+        <w:numPr>
+          <w:ilvl w:val="0"/>
+          <w:numId w:val="20"/>
+        </w:numPr>
+        <w:spacing w:after="36"/>
+        <w:ind w:right="2685"/>
+      </w:pPr>
+      <w:r>
+        <w:t>Collaborated closely with the program team to ensure smooth daily operations</w:t>
+      </w:r>
+      <w:r>
+        <w:t xml:space="preserve"> </w:t>
+      </w:r>
+    </w:p>
+    <w:p>
+      <w:pPr>
+        <w:spacing w:after="7" w:line="259" w:lineRule="auto"/>
+        <w:ind w:left="5" w:firstLine="0"/>
+      </w:pPr>
+      <w:r>
+        <w:t xml:space="preserve"> </w:t>
+      </w:r>
+      <w:r>
+        <w:tab/>
+        <w:t xml:space="preserve"> </w:t>
+      </w:r>
+    </w:p>
+    <w:p>
+      <w:pPr>
+        <w:pStyle w:val="Heading1"/>
+        <w:ind w:left="0"/>
+      </w:pPr>
+      <w:r>
         <w:t xml:space="preserve">Education </w:t>
+      </w:r>
+      <w:r>
+        <w:rPr>
+          <w:rFonts w:ascii="Calibri" w:eastAsia="Calibri" w:hAnsi="Calibri" w:cs="Calibri"/>
+          <w:noProof/>
+        </w:rPr>
+        <mc:AlternateContent>
+          <mc:Choice Requires="wpg">
+            <w:drawing>
+              <wp:inline distT="0" distB="0" distL="0" distR="0" wp14:anchorId="13B79A73" wp14:editId="05ACE681">
+                <wp:extent cx="6858000" cy="12700"/>
+                <wp:effectExtent l="0" t="0" r="0" b="0"/>
+                <wp:docPr id="345707863" name="Group 345707863"/>
+                <wp:cNvGraphicFramePr/>
+                <a:graphic xmlns:a="http://schemas.openxmlformats.org/drawingml/2006/main">
+                  <a:graphicData uri="http://schemas.microsoft.com/office/word/2010/wordprocessingGroup">
+                    <wpg:wgp>
+                      <wpg:cNvGrpSpPr/>
+                      <wpg:grpSpPr>
+                        <a:xfrm>
+                          <a:off x="0" y="0"/>
+                          <a:ext cx="6858000" cy="12700"/>
+                          <a:chOff x="0" y="0"/>
+                          <a:chExt cx="6858000" cy="12700"/>
+                        </a:xfrm>
+                      </wpg:grpSpPr>
+                      <wps:wsp>
+                        <wps:cNvPr id="1159596305" name="Shape 856"/>
+                        <wps:cNvSpPr/>
+                        <wps:spPr>
+                          <a:xfrm>
+                            <a:off x="0" y="0"/>
+                            <a:ext cx="6858000" cy="0"/>
+                          </a:xfrm>
+                          <a:custGeom>
+                            <a:avLst/>
+                            <a:gdLst/>
+                            <a:ahLst/>
+                            <a:cxnLst/>
+                            <a:rect l="0" t="0" r="0" b="0"/>
+                            <a:pathLst>
+                              <a:path w="6858000">
+                                <a:moveTo>
+                                  <a:pt x="0" y="0"/>
+                                </a:moveTo>
+                                <a:lnTo>
+                                  <a:pt x="6858000" y="0"/>
+                                </a:lnTo>
+                              </a:path>
+                            </a:pathLst>
+                          </a:custGeom>
+                          <a:ln w="12700" cap="flat">
+                            <a:round/>
+                          </a:ln>
+                        </wps:spPr>
+                        <wps:style>
+                          <a:lnRef idx="1">
+                            <a:srgbClr val="002060"/>
+                          </a:lnRef>
+                          <a:fillRef idx="0">
+                            <a:srgbClr val="000000">
+                              <a:alpha val="0"/>
+                            </a:srgbClr>
+                          </a:fillRef>
+                          <a:effectRef idx="0">
+                            <a:scrgbClr r="0" g="0" b="0"/>
+                          </a:effectRef>
+                          <a:fontRef idx="none"/>
+                        </wps:style>
+                        <wps:bodyPr/>
+                      </wps:wsp>
+                    </wpg:wgp>
+                  </a:graphicData>
+                </a:graphic>
+              </wp:inline>
+            </w:drawing>
+          </mc:Choice>
+          <mc:Fallback>
+            <w:pict>
+              <v:group w14:anchorId="26FAF57B" id="Group 345707863" o:spid="_x0000_s1026" style="width:540pt;height:1pt;mso-position-horizontal-relative:char;mso-position-vertical-relative:line" coordsize="68580,127" o:gfxdata="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">
+                <v:shape id="Shape 856" o:spid="_x0000_s1027" style="position:absolute;width:68580;height:0;visibility:visible;mso-wrap-style:square;v-text-anchor:top" coordsize="6858000,0" o:gfxdata="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" path="m,l6858000,e" filled="f" strokecolor="#002060" strokeweight="1pt">
+                  <v:path arrowok="t" textboxrect="0,0,6858000,0"/>
+                </v:shape>
+                <w10:anchorlock/>
+              </v:group>
+            </w:pict>
+          </mc:Fallback>
+        </mc:AlternateContent>
       </w:r>
     </w:p>
     <w:p>
@@ -998,10 +1334,13 @@
         <w:t>– Computing for Operations Research –</w:t>
       </w:r>
       <w:r>
-        <w:t xml:space="preserve"> Optimization (SciPy) - </w:t>
-      </w:r>
-      <w:r>
-        <w:t xml:space="preserve"> Discrete Mathematical Structures - </w:t>
+        <w:t xml:space="preserve"> Optimization (SciPy) </w:t>
+      </w:r>
+      <w:r>
+        <w:t>- Discrete</w:t>
+      </w:r>
+      <w:r>
+        <w:t xml:space="preserve"> Mathematical Structures - </w:t>
       </w:r>
       <w:r>
         <w:t>Machine Learning &amp; Data Science (Self-Study / Ongoing)</w:t>
@@ -1021,6 +1360,7 @@
         <w:ind w:left="0"/>
       </w:pPr>
       <w:r>
+        <w:lastRenderedPageBreak/>
         <w:t xml:space="preserve">Projects </w:t>
       </w:r>
     </w:p>
@@ -1037,7 +1377,7 @@
         <mc:AlternateContent>
           <mc:Choice Requires="wpg">
             <w:drawing>
-              <wp:inline distT="0" distB="0" distL="0" distR="0" wp14:anchorId="6EF93A18" wp14:editId="6A36920B">
+              <wp:inline distT="0" distB="0" distL="0" distR="0" wp14:anchorId="6EF93A18" wp14:editId="1D5AEC33">
                 <wp:extent cx="6858000" cy="12700"/>
                 <wp:effectExtent l="0" t="0" r="0" b="0"/>
                 <wp:docPr id="6254" name="Group 6254"/>
@@ -1107,7 +1447,7 @@
           </mc:Choice>
           <mc:Fallback>
             <w:pict>
-              <v:group w14:anchorId="4185592F" id="Group 6254" o:spid="_x0000_s1026" style="width:540pt;height:1pt;mso-position-horizontal-relative:char;mso-position-vertical-relative:line" coordsize="68580,127" o:gfxdata="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">
+              <v:group w14:anchorId="6096105C" id="Group 6254" o:spid="_x0000_s1026" style="width:540pt;height:1pt;mso-position-horizontal-relative:char;mso-position-vertical-relative:line" coordsize="68580,127" o:gfxdata="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">
                 <v:shape id="Shape 855" o:spid="_x0000_s1027" style="position:absolute;width:68580;height:0;visibility:visible;mso-wrap-style:square;v-text-anchor:top" coordsize="6858000,0" o:gfxdata="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" path="m,l6858000,e" filled="f" strokecolor="#002060" strokeweight="1pt">
                   <v:path arrowok="t" textboxrect="0,0,6858000,0"/>
                 </v:shape>
@@ -1205,8 +1545,95 @@
         <w:ind w:left="0"/>
       </w:pPr>
       <w:r>
-        <w:lastRenderedPageBreak/>
         <w:t xml:space="preserve">Extracurricular Activities </w:t>
+      </w:r>
+      <w:r>
+        <w:rPr>
+          <w:rFonts w:ascii="Calibri" w:eastAsia="Calibri" w:hAnsi="Calibri" w:cs="Calibri"/>
+          <w:noProof/>
+        </w:rPr>
+        <mc:AlternateContent>
+          <mc:Choice Requires="wpg">
+            <w:drawing>
+              <wp:inline distT="0" distB="0" distL="0" distR="0" wp14:anchorId="285EBAA3" wp14:editId="552ACC61">
+                <wp:extent cx="6858000" cy="12700"/>
+                <wp:effectExtent l="0" t="0" r="0" b="0"/>
+                <wp:docPr id="656625851" name="Group 656625851"/>
+                <wp:cNvGraphicFramePr/>
+                <a:graphic xmlns:a="http://schemas.openxmlformats.org/drawingml/2006/main">
+                  <a:graphicData uri="http://schemas.microsoft.com/office/word/2010/wordprocessingGroup">
+                    <wpg:wgp>
+                      <wpg:cNvGrpSpPr/>
+                      <wpg:grpSpPr>
+                        <a:xfrm>
+                          <a:off x="0" y="0"/>
+                          <a:ext cx="6858000" cy="12700"/>
+                          <a:chOff x="0" y="0"/>
+                          <a:chExt cx="6858000" cy="12700"/>
+                        </a:xfrm>
+                      </wpg:grpSpPr>
+                      <wps:wsp>
+                        <wps:cNvPr id="1916962766" name="Shape 856"/>
+                        <wps:cNvSpPr/>
+                        <wps:spPr>
+                          <a:xfrm>
+                            <a:off x="0" y="0"/>
+                            <a:ext cx="6858000" cy="0"/>
+                          </a:xfrm>
+                          <a:custGeom>
+                            <a:avLst/>
+                            <a:gdLst/>
+                            <a:ahLst/>
+                            <a:cxnLst/>
+                            <a:rect l="0" t="0" r="0" b="0"/>
+                            <a:pathLst>
+                              <a:path w="6858000">
+                                <a:moveTo>
+                                  <a:pt x="0" y="0"/>
+                                </a:moveTo>
+                                <a:lnTo>
+                                  <a:pt x="6858000" y="0"/>
+                                </a:lnTo>
+                              </a:path>
+                            </a:pathLst>
+                          </a:custGeom>
+                          <a:ln w="12700" cap="flat">
+                            <a:round/>
+                          </a:ln>
+                        </wps:spPr>
+                        <wps:style>
+                          <a:lnRef idx="1">
+                            <a:srgbClr val="002060"/>
+                          </a:lnRef>
+                          <a:fillRef idx="0">
+                            <a:srgbClr val="000000">
+                              <a:alpha val="0"/>
+                            </a:srgbClr>
+                          </a:fillRef>
+                          <a:effectRef idx="0">
+                            <a:scrgbClr r="0" g="0" b="0"/>
+                          </a:effectRef>
+                          <a:fontRef idx="none"/>
+                        </wps:style>
+                        <wps:bodyPr/>
+                      </wps:wsp>
+                    </wpg:wgp>
+                  </a:graphicData>
+                </a:graphic>
+              </wp:inline>
+            </w:drawing>
+          </mc:Choice>
+          <mc:Fallback>
+            <w:pict>
+              <v:group w14:anchorId="6ED56AA0" id="Group 656625851" o:spid="_x0000_s1026" style="width:540pt;height:1pt;mso-position-horizontal-relative:char;mso-position-vertical-relative:line" coordsize="68580,127" o:gfxdata="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">
+                <v:shape id="Shape 856" o:spid="_x0000_s1027" style="position:absolute;width:68580;height:0;visibility:visible;mso-wrap-style:square;v-text-anchor:top" coordsize="6858000,0" o:gfxdata="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" path="m,l6858000,e" filled="f" strokecolor="#002060" strokeweight="1pt">
+                  <v:path arrowok="t" textboxrect="0,0,6858000,0"/>
+                </v:shape>
+                <w10:anchorlock/>
+              </v:group>
+            </w:pict>
+          </mc:Fallback>
+        </mc:AlternateContent>
       </w:r>
     </w:p>
     <w:p>
@@ -1636,11 +2063,6 @@
     </w:p>
     <w:p>
       <w:pPr>
-        <w:ind w:left="0" w:firstLine="0"/>
-      </w:pPr>
-    </w:p>
-    <w:p>
-      <w:pPr>
         <w:ind w:left="710" w:firstLine="0"/>
       </w:pPr>
     </w:p>
@@ -1661,7 +2083,7 @@
         <mc:AlternateContent>
           <mc:Choice Requires="wpg">
             <w:drawing>
-              <wp:inline distT="0" distB="0" distL="0" distR="0" wp14:anchorId="54627320" wp14:editId="5FE76BF0">
+              <wp:inline distT="0" distB="0" distL="0" distR="0" wp14:anchorId="54627320" wp14:editId="7971A4CC">
                 <wp:extent cx="6858000" cy="12700"/>
                 <wp:effectExtent l="0" t="0" r="0" b="0"/>
                 <wp:docPr id="226776821" name="Group 226776821"/>
@@ -1731,7 +2153,7 @@
           </mc:Choice>
           <mc:Fallback>
             <w:pict>
-              <v:group w14:anchorId="32A2B551" id="Group 226776821" o:spid="_x0000_s1026" style="width:540pt;height:1pt;mso-position-horizontal-relative:char;mso-position-vertical-relative:line" coordsize="68580,127" o:gfxdata="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">
+              <v:group w14:anchorId="5A6FE4A5" id="Group 226776821" o:spid="_x0000_s1026" style="width:540pt;height:1pt;mso-position-horizontal-relative:char;mso-position-vertical-relative:line" coordsize="68580,127" o:gfxdata="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">
                 <v:shape id="Shape 856" o:spid="_x0000_s1027" style="position:absolute;width:68580;height:0;visibility:visible;mso-wrap-style:square;v-text-anchor:top" coordsize="6858000,0" o:gfxdata="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" path="m,l6858000,e" filled="f" strokecolor="#002060" strokeweight="1pt">
                   <v:path arrowok="t" textboxrect="0,0,6858000,0"/>
                 </v:shape>
@@ -1846,26 +2268,18 @@
         <w:t>| Ministry of Youth and Sport (Jan 2023-Present)</w:t>
       </w:r>
     </w:p>
+    <w:p/>
     <w:p>
       <w:pPr>
         <w:ind w:left="5" w:firstLine="0"/>
       </w:pPr>
-    </w:p>
-    <w:p>
-      <w:pPr>
-        <w:ind w:left="5" w:firstLine="0"/>
-      </w:pPr>
-      <w:r>
+      <w:r>
+        <w:lastRenderedPageBreak/>
         <w:tab/>
       </w:r>
       <w:r>
         <w:t>Have been chosen for my potential to contribute to future academic work.</w:t>
       </w:r>
-    </w:p>
-    <w:p>
-      <w:pPr>
-        <w:ind w:left="5" w:firstLine="0"/>
-      </w:pPr>
     </w:p>
     <w:p>
       <w:pPr>
@@ -1888,9 +2302,6 @@
       </w:pPr>
     </w:p>
     <w:p>
-      <w:pPr>
-        <w:ind w:left="5" w:firstLine="0"/>
-      </w:pPr>
       <w:r>
         <w:rPr>
           <w:rFonts w:cs="Garamond"/>
@@ -1990,7 +2401,6 @@
         <w:ind w:left="0"/>
       </w:pPr>
       <w:r>
-        <w:lastRenderedPageBreak/>
         <w:t>Skills</w:t>
       </w:r>
       <w:r>
@@ -1999,11 +2409,100 @@
       <w:r>
         <w:t xml:space="preserve">&amp; Interests </w:t>
       </w:r>
-    </w:p>
-    <w:p>
-      <w:pPr>
-        <w:spacing w:after="393" w:line="259" w:lineRule="auto"/>
-        <w:ind w:left="143" w:firstLine="0"/>
+      <w:r>
+        <w:rPr>
+          <w:rFonts w:ascii="Calibri" w:eastAsia="Calibri" w:hAnsi="Calibri" w:cs="Calibri"/>
+          <w:noProof/>
+        </w:rPr>
+        <mc:AlternateContent>
+          <mc:Choice Requires="wpg">
+            <w:drawing>
+              <wp:inline distT="0" distB="0" distL="0" distR="0" wp14:anchorId="6679C26C" wp14:editId="682494E7">
+                <wp:extent cx="6858000" cy="12700"/>
+                <wp:effectExtent l="0" t="0" r="0" b="0"/>
+                <wp:docPr id="783666236" name="Group 783666236"/>
+                <wp:cNvGraphicFramePr/>
+                <a:graphic xmlns:a="http://schemas.openxmlformats.org/drawingml/2006/main">
+                  <a:graphicData uri="http://schemas.microsoft.com/office/word/2010/wordprocessingGroup">
+                    <wpg:wgp>
+                      <wpg:cNvGrpSpPr/>
+                      <wpg:grpSpPr>
+                        <a:xfrm>
+                          <a:off x="0" y="0"/>
+                          <a:ext cx="6858000" cy="12700"/>
+                          <a:chOff x="0" y="0"/>
+                          <a:chExt cx="6858000" cy="12700"/>
+                        </a:xfrm>
+                      </wpg:grpSpPr>
+                      <wps:wsp>
+                        <wps:cNvPr id="1295480466" name="Shape 856"/>
+                        <wps:cNvSpPr/>
+                        <wps:spPr>
+                          <a:xfrm>
+                            <a:off x="0" y="0"/>
+                            <a:ext cx="6858000" cy="0"/>
+                          </a:xfrm>
+                          <a:custGeom>
+                            <a:avLst/>
+                            <a:gdLst/>
+                            <a:ahLst/>
+                            <a:cxnLst/>
+                            <a:rect l="0" t="0" r="0" b="0"/>
+                            <a:pathLst>
+                              <a:path w="6858000">
+                                <a:moveTo>
+                                  <a:pt x="0" y="0"/>
+                                </a:moveTo>
+                                <a:lnTo>
+                                  <a:pt x="6858000" y="0"/>
+                                </a:lnTo>
+                              </a:path>
+                            </a:pathLst>
+                          </a:custGeom>
+                          <a:ln w="12700" cap="flat">
+                            <a:round/>
+                          </a:ln>
+                        </wps:spPr>
+                        <wps:style>
+                          <a:lnRef idx="1">
+                            <a:srgbClr val="002060"/>
+                          </a:lnRef>
+                          <a:fillRef idx="0">
+                            <a:srgbClr val="000000">
+                              <a:alpha val="0"/>
+                            </a:srgbClr>
+                          </a:fillRef>
+                          <a:effectRef idx="0">
+                            <a:scrgbClr r="0" g="0" b="0"/>
+                          </a:effectRef>
+                          <a:fontRef idx="none"/>
+                        </wps:style>
+                        <wps:bodyPr/>
+                      </wps:wsp>
+                    </wpg:wgp>
+                  </a:graphicData>
+                </a:graphic>
+              </wp:inline>
+            </w:drawing>
+          </mc:Choice>
+          <mc:Fallback>
+            <w:pict>
+              <v:group w14:anchorId="2886D6CA" id="Group 783666236" o:spid="_x0000_s1026" style="width:540pt;height:1pt;mso-position-horizontal-relative:char;mso-position-vertical-relative:line" coordsize="68580,127" o:gfxdata="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">
+                <v:shape id="Shape 856" o:spid="_x0000_s1027" style="position:absolute;width:68580;height:0;visibility:visible;mso-wrap-style:square;v-text-anchor:top" coordsize="6858000,0" o:gfxdata="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" path="m,l6858000,e" filled="f" strokecolor="#002060" strokeweight="1pt">
+                  <v:path arrowok="t" textboxrect="0,0,6858000,0"/>
+                </v:shape>
+                <w10:anchorlock/>
+              </v:group>
+            </w:pict>
+          </mc:Fallback>
+        </mc:AlternateContent>
+      </w:r>
+    </w:p>
+    <w:p>
+      <w:pPr>
+        <w:rPr>
+          <w:lang w:val="en-TR" w:eastAsia="en-US"/>
+        </w:rPr>
       </w:pPr>
     </w:p>
     <w:p>
@@ -3290,6 +3789,119 @@
     </w:lvl>
   </w:abstractNum>
   <w:abstractNum w:abstractNumId="4" w15:restartNumberingAfterBreak="0">
+    <w:nsid w:val="0E10218F"/>
+    <w:multiLevelType w:val="hybridMultilevel"/>
+    <w:tmpl w:val="4CF002F8"/>
+    <w:lvl w:ilvl="0" w:tplc="04090001">
+      <w:start w:val="1"/>
+      <w:numFmt w:val="bullet"/>
+      <w:lvlText w:val=""/>
+      <w:lvlJc w:val="left"/>
+      <w:pPr>
+        <w:ind w:left="1440" w:hanging="360"/>
+      </w:pPr>
+      <w:rPr>
+        <w:rFonts w:ascii="Symbol" w:hAnsi="Symbol" w:hint="default"/>
+      </w:rPr>
+    </w:lvl>
+    <w:lvl w:ilvl="1" w:tplc="04090003" w:tentative="1">
+      <w:start w:val="1"/>
+      <w:numFmt w:val="bullet"/>
+      <w:lvlText w:val="o"/>
+      <w:lvlJc w:val="left"/>
+      <w:pPr>
+        <w:ind w:left="2160" w:hanging="360"/>
+      </w:pPr>
+      <w:rPr>
+        <w:rFonts w:ascii="Courier New" w:hAnsi="Courier New" w:cs="Courier New" w:hint="default"/>
+      </w:rPr>
+    </w:lvl>
+    <w:lvl w:ilvl="2" w:tplc="04090005" w:tentative="1">
+      <w:start w:val="1"/>
+      <w:numFmt w:val="bullet"/>
+      <w:lvlText w:val=""/>
+      <w:lvlJc w:val="left"/>
+      <w:pPr>
+        <w:ind w:left="2880" w:hanging="360"/>
+      </w:pPr>
+      <w:rPr>
+        <w:rFonts w:ascii="Wingdings" w:hAnsi="Wingdings" w:hint="default"/>
+      </w:rPr>
+    </w:lvl>
+    <w:lvl w:ilvl="3" w:tplc="04090001" w:tentative="1">
+      <w:start w:val="1"/>
+      <w:numFmt w:val="bullet"/>
+      <w:lvlText w:val=""/>
+      <w:lvlJc w:val="left"/>
+      <w:pPr>
+        <w:ind w:left="3600" w:hanging="360"/>
+      </w:pPr>
+      <w:rPr>
+        <w:rFonts w:ascii="Symbol" w:hAnsi="Symbol" w:hint="default"/>
+      </w:rPr>
+    </w:lvl>
+    <w:lvl w:ilvl="4" w:tplc="04090003" w:tentative="1">
+      <w:start w:val="1"/>
+      <w:numFmt w:val="bullet"/>
+      <w:lvlText w:val="o"/>
+      <w:lvlJc w:val="left"/>
+      <w:pPr>
+        <w:ind w:left="4320" w:hanging="360"/>
+      </w:pPr>
+      <w:rPr>
+        <w:rFonts w:ascii="Courier New" w:hAnsi="Courier New" w:cs="Courier New" w:hint="default"/>
+      </w:rPr>
+    </w:lvl>
+    <w:lvl w:ilvl="5" w:tplc="04090005" w:tentative="1">
+      <w:start w:val="1"/>
+      <w:numFmt w:val="bullet"/>
+      <w:lvlText w:val=""/>
+      <w:lvlJc w:val="left"/>
+      <w:pPr>
+        <w:ind w:left="5040" w:hanging="360"/>
+      </w:pPr>
+      <w:rPr>
+        <w:rFonts w:ascii="Wingdings" w:hAnsi="Wingdings" w:hint="default"/>
+      </w:rPr>
+    </w:lvl>
+    <w:lvl w:ilvl="6" w:tplc="04090001" w:tentative="1">
+      <w:start w:val="1"/>
+      <w:numFmt w:val="bullet"/>
+      <w:lvlText w:val=""/>
+      <w:lvlJc w:val="left"/>
+      <w:pPr>
+        <w:ind w:left="5760" w:hanging="360"/>
+      </w:pPr>
+      <w:rPr>
+        <w:rFonts w:ascii="Symbol" w:hAnsi="Symbol" w:hint="default"/>
+      </w:rPr>
+    </w:lvl>
+    <w:lvl w:ilvl="7" w:tplc="04090003" w:tentative="1">
+      <w:start w:val="1"/>
+      <w:numFmt w:val="bullet"/>
+      <w:lvlText w:val="o"/>
+      <w:lvlJc w:val="left"/>
+      <w:pPr>
+        <w:ind w:left="6480" w:hanging="360"/>
+      </w:pPr>
+      <w:rPr>
+        <w:rFonts w:ascii="Courier New" w:hAnsi="Courier New" w:cs="Courier New" w:hint="default"/>
+      </w:rPr>
+    </w:lvl>
+    <w:lvl w:ilvl="8" w:tplc="04090005" w:tentative="1">
+      <w:start w:val="1"/>
+      <w:numFmt w:val="bullet"/>
+      <w:lvlText w:val=""/>
+      <w:lvlJc w:val="left"/>
+      <w:pPr>
+        <w:ind w:left="7200" w:hanging="360"/>
+      </w:pPr>
+      <w:rPr>
+        <w:rFonts w:ascii="Wingdings" w:hAnsi="Wingdings" w:hint="default"/>
+      </w:rPr>
+    </w:lvl>
+  </w:abstractNum>
+  <w:abstractNum w:abstractNumId="5" w15:restartNumberingAfterBreak="0">
     <w:nsid w:val="198835F5"/>
     <w:multiLevelType w:val="hybridMultilevel"/>
     <w:tmpl w:val="67A802EC"/>
@@ -3413,7 +4025,7 @@
       </w:rPr>
     </w:lvl>
   </w:abstractNum>
-  <w:abstractNum w:abstractNumId="5" w15:restartNumberingAfterBreak="0">
+  <w:abstractNum w:abstractNumId="6" w15:restartNumberingAfterBreak="0">
     <w:nsid w:val="1BBB18B4"/>
     <w:multiLevelType w:val="hybridMultilevel"/>
     <w:tmpl w:val="B0CE5F0A"/>
@@ -3537,7 +4149,120 @@
       </w:rPr>
     </w:lvl>
   </w:abstractNum>
-  <w:abstractNum w:abstractNumId="6" w15:restartNumberingAfterBreak="0">
+  <w:abstractNum w:abstractNumId="7" w15:restartNumberingAfterBreak="0">
+    <w:nsid w:val="1C6A4DF5"/>
+    <w:multiLevelType w:val="hybridMultilevel"/>
+    <w:tmpl w:val="D9EE3CCC"/>
+    <w:lvl w:ilvl="0" w:tplc="04090001">
+      <w:start w:val="1"/>
+      <w:numFmt w:val="bullet"/>
+      <w:lvlText w:val=""/>
+      <w:lvlJc w:val="left"/>
+      <w:pPr>
+        <w:ind w:left="1085" w:hanging="360"/>
+      </w:pPr>
+      <w:rPr>
+        <w:rFonts w:ascii="Symbol" w:hAnsi="Symbol" w:hint="default"/>
+      </w:rPr>
+    </w:lvl>
+    <w:lvl w:ilvl="1" w:tplc="04090003" w:tentative="1">
+      <w:start w:val="1"/>
+      <w:numFmt w:val="bullet"/>
+      <w:lvlText w:val="o"/>
+      <w:lvlJc w:val="left"/>
+      <w:pPr>
+        <w:ind w:left="1805" w:hanging="360"/>
+      </w:pPr>
+      <w:rPr>
+        <w:rFonts w:ascii="Courier New" w:hAnsi="Courier New" w:cs="Courier New" w:hint="default"/>
+      </w:rPr>
+    </w:lvl>
+    <w:lvl w:ilvl="2" w:tplc="04090005" w:tentative="1">
+      <w:start w:val="1"/>
+      <w:numFmt w:val="bullet"/>
+      <w:lvlText w:val=""/>
+      <w:lvlJc w:val="left"/>
+      <w:pPr>
+        <w:ind w:left="2525" w:hanging="360"/>
+      </w:pPr>
+      <w:rPr>
+        <w:rFonts w:ascii="Wingdings" w:hAnsi="Wingdings" w:hint="default"/>
+      </w:rPr>
+    </w:lvl>
+    <w:lvl w:ilvl="3" w:tplc="04090001" w:tentative="1">
+      <w:start w:val="1"/>
+      <w:numFmt w:val="bullet"/>
+      <w:lvlText w:val=""/>
+      <w:lvlJc w:val="left"/>
+      <w:pPr>
+        <w:ind w:left="3245" w:hanging="360"/>
+      </w:pPr>
+      <w:rPr>
+        <w:rFonts w:ascii="Symbol" w:hAnsi="Symbol" w:hint="default"/>
+      </w:rPr>
+    </w:lvl>
+    <w:lvl w:ilvl="4" w:tplc="04090003" w:tentative="1">
+      <w:start w:val="1"/>
+      <w:numFmt w:val="bullet"/>
+      <w:lvlText w:val="o"/>
+      <w:lvlJc w:val="left"/>
+      <w:pPr>
+        <w:ind w:left="3965" w:hanging="360"/>
+      </w:pPr>
+      <w:rPr>
+        <w:rFonts w:ascii="Courier New" w:hAnsi="Courier New" w:cs="Courier New" w:hint="default"/>
+      </w:rPr>
+    </w:lvl>
+    <w:lvl w:ilvl="5" w:tplc="04090005" w:tentative="1">
+      <w:start w:val="1"/>
+      <w:numFmt w:val="bullet"/>
+      <w:lvlText w:val=""/>
+      <w:lvlJc w:val="left"/>
+      <w:pPr>
+        <w:ind w:left="4685" w:hanging="360"/>
+      </w:pPr>
+      <w:rPr>
+        <w:rFonts w:ascii="Wingdings" w:hAnsi="Wingdings" w:hint="default"/>
+      </w:rPr>
+    </w:lvl>
+    <w:lvl w:ilvl="6" w:tplc="04090001" w:tentative="1">
+      <w:start w:val="1"/>
+      <w:numFmt w:val="bullet"/>
+      <w:lvlText w:val=""/>
+      <w:lvlJc w:val="left"/>
+      <w:pPr>
+        <w:ind w:left="5405" w:hanging="360"/>
+      </w:pPr>
+      <w:rPr>
+        <w:rFonts w:ascii="Symbol" w:hAnsi="Symbol" w:hint="default"/>
+      </w:rPr>
+    </w:lvl>
+    <w:lvl w:ilvl="7" w:tplc="04090003" w:tentative="1">
+      <w:start w:val="1"/>
+      <w:numFmt w:val="bullet"/>
+      <w:lvlText w:val="o"/>
+      <w:lvlJc w:val="left"/>
+      <w:pPr>
+        <w:ind w:left="6125" w:hanging="360"/>
+      </w:pPr>
+      <w:rPr>
+        <w:rFonts w:ascii="Courier New" w:hAnsi="Courier New" w:cs="Courier New" w:hint="default"/>
+      </w:rPr>
+    </w:lvl>
+    <w:lvl w:ilvl="8" w:tplc="04090005" w:tentative="1">
+      <w:start w:val="1"/>
+      <w:numFmt w:val="bullet"/>
+      <w:lvlText w:val=""/>
+      <w:lvlJc w:val="left"/>
+      <w:pPr>
+        <w:ind w:left="6845" w:hanging="360"/>
+      </w:pPr>
+      <w:rPr>
+        <w:rFonts w:ascii="Wingdings" w:hAnsi="Wingdings" w:hint="default"/>
+      </w:rPr>
+    </w:lvl>
+  </w:abstractNum>
+  <w:abstractNum w:abstractNumId="8" w15:restartNumberingAfterBreak="0">
     <w:nsid w:val="20FE5EFA"/>
     <w:multiLevelType w:val="hybridMultilevel"/>
     <w:tmpl w:val="DAFEE8F8"/>
@@ -3661,7 +4386,7 @@
       </w:rPr>
     </w:lvl>
   </w:abstractNum>
-  <w:abstractNum w:abstractNumId="7" w15:restartNumberingAfterBreak="0">
+  <w:abstractNum w:abstractNumId="9" w15:restartNumberingAfterBreak="0">
     <w:nsid w:val="2864457A"/>
     <w:multiLevelType w:val="hybridMultilevel"/>
     <w:tmpl w:val="2E525F56"/>
@@ -3873,7 +4598,7 @@
       </w:rPr>
     </w:lvl>
   </w:abstractNum>
-  <w:abstractNum w:abstractNumId="8" w15:restartNumberingAfterBreak="0">
+  <w:abstractNum w:abstractNumId="10" w15:restartNumberingAfterBreak="0">
     <w:nsid w:val="2ED01E62"/>
     <w:multiLevelType w:val="hybridMultilevel"/>
     <w:tmpl w:val="8AA2E81A"/>
@@ -4085,7 +4810,7 @@
       </w:rPr>
     </w:lvl>
   </w:abstractNum>
-  <w:abstractNum w:abstractNumId="9" w15:restartNumberingAfterBreak="0">
+  <w:abstractNum w:abstractNumId="11" w15:restartNumberingAfterBreak="0">
     <w:nsid w:val="37DB7FFA"/>
     <w:multiLevelType w:val="hybridMultilevel"/>
     <w:tmpl w:val="FCCCAE0A"/>
@@ -4297,7 +5022,7 @@
       </w:rPr>
     </w:lvl>
   </w:abstractNum>
-  <w:abstractNum w:abstractNumId="10" w15:restartNumberingAfterBreak="0">
+  <w:abstractNum w:abstractNumId="12" w15:restartNumberingAfterBreak="0">
     <w:nsid w:val="3CAA7C55"/>
     <w:multiLevelType w:val="hybridMultilevel"/>
     <w:tmpl w:val="4F04A5CC"/>
@@ -4509,7 +5234,7 @@
       </w:rPr>
     </w:lvl>
   </w:abstractNum>
-  <w:abstractNum w:abstractNumId="11" w15:restartNumberingAfterBreak="0">
+  <w:abstractNum w:abstractNumId="13" w15:restartNumberingAfterBreak="0">
     <w:nsid w:val="4E7100FC"/>
     <w:multiLevelType w:val="hybridMultilevel"/>
     <w:tmpl w:val="04B842B8"/>
@@ -4622,7 +5347,7 @@
       </w:rPr>
     </w:lvl>
   </w:abstractNum>
-  <w:abstractNum w:abstractNumId="12" w15:restartNumberingAfterBreak="0">
+  <w:abstractNum w:abstractNumId="14" w15:restartNumberingAfterBreak="0">
     <w:nsid w:val="5EBA615C"/>
     <w:multiLevelType w:val="hybridMultilevel"/>
     <w:tmpl w:val="B45E1AF4"/>
@@ -4746,7 +5471,7 @@
       </w:rPr>
     </w:lvl>
   </w:abstractNum>
-  <w:abstractNum w:abstractNumId="13" w15:restartNumberingAfterBreak="0">
+  <w:abstractNum w:abstractNumId="15" w15:restartNumberingAfterBreak="0">
     <w:nsid w:val="77BC3D9B"/>
     <w:multiLevelType w:val="hybridMultilevel"/>
     <w:tmpl w:val="5D52A02E"/>
@@ -4958,7 +5683,7 @@
       </w:rPr>
     </w:lvl>
   </w:abstractNum>
-  <w:abstractNum w:abstractNumId="14" w15:restartNumberingAfterBreak="0">
+  <w:abstractNum w:abstractNumId="16" w15:restartNumberingAfterBreak="0">
     <w:nsid w:val="78496972"/>
     <w:multiLevelType w:val="hybridMultilevel"/>
     <w:tmpl w:val="046E5F42"/>
@@ -5082,7 +5807,7 @@
       </w:rPr>
     </w:lvl>
   </w:abstractNum>
-  <w:abstractNum w:abstractNumId="15" w15:restartNumberingAfterBreak="0">
+  <w:abstractNum w:abstractNumId="17" w15:restartNumberingAfterBreak="0">
     <w:nsid w:val="79534A22"/>
     <w:multiLevelType w:val="hybridMultilevel"/>
     <w:tmpl w:val="B5CA90F6"/>
@@ -5294,7 +6019,7 @@
       </w:rPr>
     </w:lvl>
   </w:abstractNum>
-  <w:abstractNum w:abstractNumId="16" w15:restartNumberingAfterBreak="0">
+  <w:abstractNum w:abstractNumId="18" w15:restartNumberingAfterBreak="0">
     <w:nsid w:val="796C7CD4"/>
     <w:multiLevelType w:val="hybridMultilevel"/>
     <w:tmpl w:val="3B6ABD2C"/>
@@ -5506,7 +6231,7 @@
       </w:rPr>
     </w:lvl>
   </w:abstractNum>
-  <w:abstractNum w:abstractNumId="17" w15:restartNumberingAfterBreak="0">
+  <w:abstractNum w:abstractNumId="19" w15:restartNumberingAfterBreak="0">
     <w:nsid w:val="7E0264AD"/>
     <w:multiLevelType w:val="hybridMultilevel"/>
     <w:tmpl w:val="02B8A2B8"/>
@@ -5719,58 +6444,64 @@
     </w:lvl>
   </w:abstractNum>
   <w:num w:numId="1" w16cid:durableId="1502893703">
-    <w:abstractNumId w:val="9"/>
+    <w:abstractNumId w:val="11"/>
   </w:num>
   <w:num w:numId="2" w16cid:durableId="437531847">
     <w:abstractNumId w:val="0"/>
   </w:num>
   <w:num w:numId="3" w16cid:durableId="1878620138">
-    <w:abstractNumId w:val="10"/>
+    <w:abstractNumId w:val="12"/>
   </w:num>
   <w:num w:numId="4" w16cid:durableId="661929536">
     <w:abstractNumId w:val="1"/>
   </w:num>
   <w:num w:numId="5" w16cid:durableId="211843075">
+    <w:abstractNumId w:val="19"/>
+  </w:num>
+  <w:num w:numId="6" w16cid:durableId="1432970175">
+    <w:abstractNumId w:val="9"/>
+  </w:num>
+  <w:num w:numId="7" w16cid:durableId="409892219">
+    <w:abstractNumId w:val="15"/>
+  </w:num>
+  <w:num w:numId="8" w16cid:durableId="112332514">
+    <w:abstractNumId w:val="18"/>
+  </w:num>
+  <w:num w:numId="9" w16cid:durableId="290717778">
+    <w:abstractNumId w:val="10"/>
+  </w:num>
+  <w:num w:numId="10" w16cid:durableId="1845052047">
     <w:abstractNumId w:val="17"/>
   </w:num>
-  <w:num w:numId="6" w16cid:durableId="1432970175">
-    <w:abstractNumId w:val="7"/>
-  </w:num>
-  <w:num w:numId="7" w16cid:durableId="409892219">
+  <w:num w:numId="11" w16cid:durableId="724766435">
     <w:abstractNumId w:val="13"/>
   </w:num>
-  <w:num w:numId="8" w16cid:durableId="112332514">
-    <w:abstractNumId w:val="16"/>
-  </w:num>
-  <w:num w:numId="9" w16cid:durableId="290717778">
-    <w:abstractNumId w:val="8"/>
-  </w:num>
-  <w:num w:numId="10" w16cid:durableId="1845052047">
-    <w:abstractNumId w:val="15"/>
-  </w:num>
-  <w:num w:numId="11" w16cid:durableId="724766435">
-    <w:abstractNumId w:val="11"/>
-  </w:num>
   <w:num w:numId="12" w16cid:durableId="191385615">
-    <w:abstractNumId w:val="5"/>
+    <w:abstractNumId w:val="6"/>
   </w:num>
   <w:num w:numId="13" w16cid:durableId="1692222592">
-    <w:abstractNumId w:val="6"/>
+    <w:abstractNumId w:val="8"/>
   </w:num>
   <w:num w:numId="14" w16cid:durableId="2032872677">
     <w:abstractNumId w:val="2"/>
   </w:num>
   <w:num w:numId="15" w16cid:durableId="344477456">
-    <w:abstractNumId w:val="12"/>
+    <w:abstractNumId w:val="14"/>
   </w:num>
   <w:num w:numId="16" w16cid:durableId="642008341">
     <w:abstractNumId w:val="3"/>
   </w:num>
   <w:num w:numId="17" w16cid:durableId="347368018">
+    <w:abstractNumId w:val="5"/>
+  </w:num>
+  <w:num w:numId="18" w16cid:durableId="371076431">
+    <w:abstractNumId w:val="16"/>
+  </w:num>
+  <w:num w:numId="19" w16cid:durableId="235096328">
     <w:abstractNumId w:val="4"/>
   </w:num>
-  <w:num w:numId="18" w16cid:durableId="371076431">
-    <w:abstractNumId w:val="14"/>
+  <w:num w:numId="20" w16cid:durableId="275869630">
+    <w:abstractNumId w:val="7"/>
   </w:num>
 </w:numbering>
 </file>
@@ -6175,6 +6906,7 @@
   <w:style w:type="paragraph" w:default="1" w:styleId="Normal">
     <w:name w:val="Normal"/>
     <w:qFormat/>
+    <w:rsid w:val="00FE6257"/>
     <w:pPr>
       <w:spacing w:after="15" w:line="248" w:lineRule="auto"/>
       <w:ind w:left="735" w:hanging="370"/>
@@ -6192,6 +6924,7 @@
     <w:link w:val="Heading1Char"/>
     <w:uiPriority w:val="9"/>
     <w:qFormat/>
+    <w:rsid w:val="002A3D0F"/>
     <w:pPr>
       <w:keepNext/>
       <w:keepLines/>
@@ -6202,7 +6935,7 @@
     <w:rPr>
       <w:rFonts w:ascii="Book Antiqua" w:eastAsia="Book Antiqua" w:hAnsi="Book Antiqua" w:cs="Book Antiqua"/>
       <w:b/>
-      <w:color w:val="000000"/>
+      <w:color w:val="000000" w:themeColor="text1"/>
       <w:sz w:val="28"/>
     </w:rPr>
   </w:style>
@@ -6268,10 +7001,11 @@
     <w:name w:val="Heading 1 Char"/>
     <w:link w:val="Heading1"/>
     <w:uiPriority w:val="9"/>
+    <w:rsid w:val="002A3D0F"/>
     <w:rPr>
       <w:rFonts w:ascii="Book Antiqua" w:eastAsia="Book Antiqua" w:hAnsi="Book Antiqua" w:cs="Book Antiqua"/>
       <w:b/>
-      <w:color w:val="000000"/>
+      <w:color w:val="000000" w:themeColor="text1"/>
       <w:sz w:val="28"/>
     </w:rPr>
   </w:style>

--- a/public/İpekAteş_CV.docx
+++ b/public/İpekAteş_CV.docx
@@ -7,13 +7,6 @@
         <w:spacing w:after="257" w:line="259" w:lineRule="auto"/>
         <w:ind w:left="0" w:firstLine="0"/>
       </w:pPr>
-      <w:r>
-        <w:rPr>
-          <w:rFonts w:ascii="Calibri" w:eastAsia="Calibri" w:hAnsi="Calibri" w:cs="Calibri"/>
-          <w:sz w:val="19"/>
-        </w:rPr>
-        <w:t xml:space="preserve"> </w:t>
-      </w:r>
     </w:p>
     <w:p>
       <w:pPr>
@@ -475,6 +468,136 @@
           <w:rFonts w:ascii="Book Antiqua" w:eastAsia="Book Antiqua" w:hAnsi="Book Antiqua" w:cs="Book Antiqua"/>
           <w:b/>
         </w:rPr>
+        <w:t>212</w:t>
+      </w:r>
+      <w:r>
+        <w:rPr>
+          <w:rFonts w:ascii="Book Antiqua" w:eastAsia="Book Antiqua" w:hAnsi="Book Antiqua" w:cs="Book Antiqua"/>
+          <w:b/>
+        </w:rPr>
+        <w:tab/>
+      </w:r>
+      <w:r>
+        <w:rPr>
+          <w:rFonts w:cs="Garamond"/>
+          <w:b/>
+        </w:rPr>
+        <w:t xml:space="preserve">   İstanbul/Türkiye </w:t>
+      </w:r>
+    </w:p>
+    <w:p>
+      <w:pPr>
+        <w:tabs>
+          <w:tab w:val="right" w:pos="11040"/>
+        </w:tabs>
+        <w:spacing w:after="0" w:line="259" w:lineRule="auto"/>
+        <w:ind w:left="0" w:right="-13" w:firstLine="0"/>
+      </w:pPr>
+      <w:r>
+        <w:rPr>
+          <w:rFonts w:ascii="Book Antiqua" w:eastAsia="Book Antiqua" w:hAnsi="Book Antiqua" w:cs="Book Antiqua"/>
+          <w:b/>
+          <w:color w:val="747474"/>
+        </w:rPr>
+        <w:t xml:space="preserve">   </w:t>
+      </w:r>
+      <w:r>
+        <w:rPr>
+          <w:rFonts w:cs="Garamond"/>
+          <w:b/>
+          <w:color w:val="747474"/>
+        </w:rPr>
+        <w:t>Campus Ambassador</w:t>
+      </w:r>
+      <w:r>
+        <w:rPr>
+          <w:rFonts w:ascii="Book Antiqua" w:eastAsia="Book Antiqua" w:hAnsi="Book Antiqua" w:cs="Book Antiqua"/>
+          <w:b/>
+          <w:color w:val="747474"/>
+          <w:sz w:val="20"/>
+        </w:rPr>
+        <w:tab/>
+        <w:t xml:space="preserve">      </w:t>
+      </w:r>
+      <w:r>
+        <w:rPr>
+          <w:rFonts w:cs="Garamond"/>
+          <w:i/>
+        </w:rPr>
+        <w:t>Aug 2026-Present</w:t>
+      </w:r>
+    </w:p>
+    <w:p>
+      <w:pPr>
+        <w:pStyle w:val="ListParagraph"/>
+        <w:numPr>
+          <w:ilvl w:val="0"/>
+          <w:numId w:val="20"/>
+        </w:numPr>
+        <w:spacing w:after="36"/>
+        <w:ind w:right="2685"/>
+      </w:pPr>
+      <w:r>
+        <w:t>Track startups and entrepreneurship activity around Koç University on behalf of 212, monitoring new ventures, recent investments, and market trends across the ecosystem</w:t>
+      </w:r>
+    </w:p>
+    <w:p>
+      <w:pPr>
+        <w:pStyle w:val="ListParagraph"/>
+        <w:numPr>
+          <w:ilvl w:val="0"/>
+          <w:numId w:val="20"/>
+        </w:numPr>
+        <w:spacing w:after="36"/>
+        <w:ind w:right="2685"/>
+      </w:pPr>
+      <w:r>
+        <w:t>Identify founders and early-stage ideas worth watching</w:t>
+      </w:r>
+    </w:p>
+    <w:p>
+      <w:pPr>
+        <w:pStyle w:val="ListParagraph"/>
+        <w:numPr>
+          <w:ilvl w:val="0"/>
+          <w:numId w:val="20"/>
+        </w:numPr>
+        <w:spacing w:after="36"/>
+        <w:ind w:right="2685"/>
+      </w:pPr>
+      <w:r>
+        <w:t>Represent the fund at university events and external organizations</w:t>
+      </w:r>
+      <w:r>
+        <w:t xml:space="preserve"> </w:t>
+      </w:r>
+      <w:r>
+        <w:tab/>
+      </w:r>
+    </w:p>
+    <w:p>
+      <w:pPr>
+        <w:pStyle w:val="ListParagraph"/>
+        <w:spacing w:after="36"/>
+        <w:ind w:left="1085" w:right="2685" w:firstLine="0"/>
+      </w:pPr>
+      <w:r>
+        <w:t xml:space="preserve"> </w:t>
+      </w:r>
+    </w:p>
+    <w:p>
+      <w:pPr>
+        <w:tabs>
+          <w:tab w:val="right" w:pos="11040"/>
+        </w:tabs>
+        <w:spacing w:after="0" w:line="259" w:lineRule="auto"/>
+        <w:ind w:left="0" w:right="-14" w:firstLine="0"/>
+      </w:pPr>
+      <w:r>
+        <w:rPr>
+          <w:rFonts w:ascii="Book Antiqua" w:eastAsia="Book Antiqua" w:hAnsi="Book Antiqua" w:cs="Book Antiqua"/>
+          <w:b/>
+        </w:rPr>
         <w:t>Exposure AI Academy</w:t>
       </w:r>
       <w:r>
@@ -1108,10 +1231,18 @@
           <w:rFonts w:cs="Garamond"/>
           <w:b/>
         </w:rPr>
-        <w:t xml:space="preserve">   Valedictorian</w:t>
-      </w:r>
-      <w:r>
-        <w:t>; GPA: 99.</w:t>
+        <w:t xml:space="preserve">   </w:t>
+      </w:r>
+      <w:r>
+        <w:rPr>
+          <w:rFonts w:cs="Garamond"/>
+          <w:b/>
+          <w:color w:val="747474"/>
+        </w:rPr>
+        <w:t xml:space="preserve">Valedictorian; </w:t>
+      </w:r>
+      <w:r>
+        <w:t>GPA: 99.</w:t>
       </w:r>
       <w:r>
         <w:t>68</w:t>
@@ -1177,6 +1308,7 @@
         <w:ind w:left="0"/>
       </w:pPr>
       <w:r>
+        <w:lastRenderedPageBreak/>
         <w:t xml:space="preserve">Relevant Coursework </w:t>
       </w:r>
     </w:p>
@@ -1360,7 +1492,6 @@
         <w:ind w:left="0"/>
       </w:pPr>
       <w:r>
-        <w:lastRenderedPageBreak/>
         <w:t xml:space="preserve">Projects </w:t>
       </w:r>
     </w:p>
@@ -2063,15 +2194,29 @@
     </w:p>
     <w:p>
       <w:pPr>
-        <w:ind w:left="710" w:firstLine="0"/>
-      </w:pPr>
-    </w:p>
-    <w:p>
-      <w:pPr>
         <w:pStyle w:val="Heading1"/>
-        <w:ind w:left="0"/>
+        <w:ind w:left="0" w:firstLine="0"/>
       </w:pPr>
       <w:bookmarkStart w:id="0" w:name="OLE_LINK2"/>
+    </w:p>
+    <w:p>
+      <w:pPr>
+        <w:rPr>
+          <w:lang w:val="en-TR" w:eastAsia="en-US"/>
+        </w:rPr>
+      </w:pPr>
+    </w:p>
+    <w:p>
+      <w:pPr>
+        <w:pStyle w:val="Heading1"/>
+        <w:ind w:left="5" w:firstLine="0"/>
+      </w:pPr>
+    </w:p>
+    <w:p>
+      <w:pPr>
+        <w:pStyle w:val="Heading1"/>
+        <w:ind w:left="5" w:firstLine="0"/>
+      </w:pPr>
       <w:r>
         <w:t xml:space="preserve">Honors &amp; Awards </w:t>
       </w:r>
@@ -2274,7 +2419,6 @@
         <w:ind w:left="5" w:firstLine="0"/>
       </w:pPr>
       <w:r>
-        <w:lastRenderedPageBreak/>
         <w:tab/>
       </w:r>
       <w:r>
@@ -2813,11 +2957,14 @@
     <w:sectPr>
       <w:headerReference w:type="even" r:id="rId13"/>
       <w:headerReference w:type="default" r:id="rId14"/>
-      <w:headerReference w:type="first" r:id="rId15"/>
+      <w:footerReference w:type="default" r:id="rId15"/>
+      <w:headerReference w:type="first" r:id="rId16"/>
+      <w:footerReference w:type="first" r:id="rId17"/>
       <w:pgSz w:w="12240" w:h="15840"/>
       <w:pgMar w:top="962" w:right="600" w:bottom="1008" w:left="600" w:header="720" w:footer="720" w:gutter="0"/>
       <w:cols w:space="720"/>
       <w:titlePg/>
+      <w:docGrid w:linePitch="299"/>
     </w:sectPr>
   </w:body>
 </w:document>
@@ -2846,6 +2993,28 @@
     </w:p>
   </w:endnote>
 </w:endnotes>
+</file>
+
+<file path=word/footer1.xml><?xml version="1.0" encoding="utf-8"?>
+<w:ftr xmlns:wpc="http://schemas.microsoft.com/office/word/2010/wordprocessingCanvas" xmlns:cx="http://schemas.microsoft.com/office/drawing/2014/chartex" xmlns:cx1="http://schemas.microsoft.com/office/drawing/2015/9/8/chartex" xmlns:cx2="http://schemas.microsoft.com/office/drawing/2015/10/21/chartex" xmlns:cx3="http://schemas.microsoft.com/office/drawing/2016/5/9/chartex" xmlns:cx4="http://schemas.microsoft.com/office/drawing/2016/5/10/chartex" xmlns:cx5="http://schemas.microsoft.com/office/drawing/2016/5/11/chartex" xmlns:cx6="http://schemas.microsoft.com/office/drawing/2016/5/12/chartex" xmlns:cx7="http://schemas.microsoft.com/office/drawing/2016/5/13/chartex" xmlns:cx8="http://schemas.microsoft.com/office/drawing/2016/5/14/chartex" xmlns:mc="http://schemas.openxmlformats.org/markup-compatibility/2006" xmlns:aink="http://schemas.microsoft.com/office/drawing/2016/ink" xmlns:am3d="http://schemas.microsoft.com/office/drawing/2017/model3d" xmlns:o="urn:schemas-microsoft-com:office:office" xmlns:oel="http://schemas.microsoft.com/office/2019/extlst" xmlns:r="http://schemas.openxmlformats.org/officeDocument/2006/relationships" xmlns:m="http://schemas.openxmlformats.org/officeDocument/2006/math" xmlns:v="urn:schemas-microsoft-com:vml" xmlns:wp14="http://schemas.microsoft.com/office/word/2010/wordprocessingDrawing" xmlns:wp="http://schemas.openxmlformats.org/drawingml/2006/wordprocessingDrawing" xmlns:w10="urn:schemas-microsoft-com:office:word" xmlns:w="http://schemas.openxmlformats.org/wordprocessingml/2006/main" xmlns:w14="http://schemas.microsoft.com/office/word/2010/wordml" xmlns:w15="http://schemas.microsoft.com/office/word/2012/wordml" xmlns:w16cex="http://schemas.microsoft.com/office/word/2018/wordml/cex" xmlns:w16cid="http://schemas.microsoft.com/office/word/2016/wordml/cid" xmlns:w16="http://schemas.microsoft.com/office/word/2018/wordml" xmlns:w16du="http://schemas.microsoft.com/office/word/2023/wordml/word16du" xmlns:w16sdtdh="http://schemas.microsoft.com/office/word/2020/wordml/sdtdatahash" xmlns:w16sdtfl="http://schemas.microsoft.com/office/word/2024/wordml/sdtformatlock" xmlns:w16se="http://schemas.microsoft.com/office/word/2015/wordml/symex" xmlns:wpg="http://schemas.microsoft.com/office/word/2010/wordprocessingGroup" xmlns:wpi="http://schemas.microsoft.com/office/word/2010/wordprocessingInk" xmlns:wne="http://schemas.microsoft.com/office/word/2006/wordml" xmlns:wps="http://schemas.microsoft.com/office/word/2010/wordprocessingShape" mc:Ignorable="w14 w15 w16se w16cid w16 w16cex w16sdtdh w16sdtfl w16du wp14">
+  <w:p>
+    <w:pPr>
+      <w:pStyle w:val="Footer"/>
+      <w:ind w:left="0" w:firstLine="0"/>
+    </w:pPr>
+  </w:p>
+</w:ftr>
+</file>
+
+<file path=word/footer2.xml><?xml version="1.0" encoding="utf-8"?>
+<w:ftr xmlns:wpc="http://schemas.microsoft.com/office/word/2010/wordprocessingCanvas" xmlns:cx="http://schemas.microsoft.com/office/drawing/2014/chartex" xmlns:cx1="http://schemas.microsoft.com/office/drawing/2015/9/8/chartex" xmlns:cx2="http://schemas.microsoft.com/office/drawing/2015/10/21/chartex" xmlns:cx3="http://schemas.microsoft.com/office/drawing/2016/5/9/chartex" xmlns:cx4="http://schemas.microsoft.com/office/drawing/2016/5/10/chartex" xmlns:cx5="http://schemas.microsoft.com/office/drawing/2016/5/11/chartex" xmlns:cx6="http://schemas.microsoft.com/office/drawing/2016/5/12/chartex" xmlns:cx7="http://schemas.microsoft.com/office/drawing/2016/5/13/chartex" xmlns:cx8="http://schemas.microsoft.com/office/drawing/2016/5/14/chartex" xmlns:mc="http://schemas.openxmlformats.org/markup-compatibility/2006" xmlns:aink="http://schemas.microsoft.com/office/drawing/2016/ink" xmlns:am3d="http://schemas.microsoft.com/office/drawing/2017/model3d" xmlns:o="urn:schemas-microsoft-com:office:office" xmlns:oel="http://schemas.microsoft.com/office/2019/extlst" xmlns:r="http://schemas.openxmlformats.org/officeDocument/2006/relationships" xmlns:m="http://schemas.openxmlformats.org/officeDocument/2006/math" xmlns:v="urn:schemas-microsoft-com:vml" xmlns:wp14="http://schemas.microsoft.com/office/word/2010/wordprocessingDrawing" xmlns:wp="http://schemas.openxmlformats.org/drawingml/2006/wordprocessingDrawing" xmlns:w10="urn:schemas-microsoft-com:office:word" xmlns:w="http://schemas.openxmlformats.org/wordprocessingml/2006/main" xmlns:w14="http://schemas.microsoft.com/office/word/2010/wordml" xmlns:w15="http://schemas.microsoft.com/office/word/2012/wordml" xmlns:w16cex="http://schemas.microsoft.com/office/word/2018/wordml/cex" xmlns:w16cid="http://schemas.microsoft.com/office/word/2016/wordml/cid" xmlns:w16="http://schemas.microsoft.com/office/word/2018/wordml" xmlns:w16du="http://schemas.microsoft.com/office/word/2023/wordml/word16du" xmlns:w16sdtdh="http://schemas.microsoft.com/office/word/2020/wordml/sdtdatahash" xmlns:w16sdtfl="http://schemas.microsoft.com/office/word/2024/wordml/sdtformatlock" xmlns:w16se="http://schemas.microsoft.com/office/word/2015/wordml/symex" xmlns:wpg="http://schemas.microsoft.com/office/word/2010/wordprocessingGroup" xmlns:wpi="http://schemas.microsoft.com/office/word/2010/wordprocessingInk" xmlns:wne="http://schemas.microsoft.com/office/word/2006/wordml" xmlns:wps="http://schemas.microsoft.com/office/word/2010/wordprocessingShape" mc:Ignorable="w14 w15 w16se w16cid w16 w16cex w16sdtdh w16sdtfl w16du wp14">
+  <w:p>
+    <w:pPr>
+      <w:pStyle w:val="Footer"/>
+      <w:ind w:left="0" w:firstLine="0"/>
+    </w:pPr>
+  </w:p>
+</w:ftr>
 </file>
 
 <file path=word/footnotes.xml><?xml version="1.0" encoding="utf-8"?>
@@ -2993,112 +3162,12 @@
   <w:p>
     <w:pPr>
       <w:spacing w:after="0" w:line="259" w:lineRule="auto"/>
-      <w:ind w:left="5" w:firstLine="0"/>
-    </w:pPr>
-    <w:r>
-      <w:rPr>
-        <w:rFonts w:ascii="Calibri" w:eastAsia="Calibri" w:hAnsi="Calibri" w:cs="Calibri"/>
-        <w:noProof/>
-      </w:rPr>
-      <mc:AlternateContent>
-        <mc:Choice Requires="wpg">
-          <w:drawing>
-            <wp:anchor distT="0" distB="0" distL="114300" distR="114300" simplePos="0" relativeHeight="251659264" behindDoc="0" locked="0" layoutInCell="1" allowOverlap="1" wp14:anchorId="5D5A1ECB" wp14:editId="655C2789">
-              <wp:simplePos x="0" y="0"/>
-              <wp:positionH relativeFrom="page">
-                <wp:posOffset>469265</wp:posOffset>
-              </wp:positionH>
-              <wp:positionV relativeFrom="page">
-                <wp:posOffset>930910</wp:posOffset>
-              </wp:positionV>
-              <wp:extent cx="6858000" cy="12700"/>
-              <wp:effectExtent l="0" t="0" r="0" b="0"/>
-              <wp:wrapSquare wrapText="bothSides"/>
-              <wp:docPr id="7337" name="Group 7337"/>
-              <wp:cNvGraphicFramePr/>
-              <a:graphic xmlns:a="http://schemas.openxmlformats.org/drawingml/2006/main">
-                <a:graphicData uri="http://schemas.microsoft.com/office/word/2010/wordprocessingGroup">
-                  <wpg:wgp>
-                    <wpg:cNvGrpSpPr/>
-                    <wpg:grpSpPr>
-                      <a:xfrm>
-                        <a:off x="0" y="0"/>
-                        <a:ext cx="6858000" cy="12700"/>
-                        <a:chOff x="0" y="0"/>
-                        <a:chExt cx="6858000" cy="12700"/>
-                      </a:xfrm>
-                    </wpg:grpSpPr>
-                    <wps:wsp>
-                      <wps:cNvPr id="7338" name="Shape 7338"/>
-                      <wps:cNvSpPr/>
-                      <wps:spPr>
-                        <a:xfrm>
-                          <a:off x="0" y="0"/>
-                          <a:ext cx="6858000" cy="0"/>
-                        </a:xfrm>
-                        <a:custGeom>
-                          <a:avLst/>
-                          <a:gdLst/>
-                          <a:ahLst/>
-                          <a:cxnLst/>
-                          <a:rect l="0" t="0" r="0" b="0"/>
-                          <a:pathLst>
-                            <a:path w="6858000">
-                              <a:moveTo>
-                                <a:pt x="0" y="0"/>
-                              </a:moveTo>
-                              <a:lnTo>
-                                <a:pt x="6858000" y="0"/>
-                              </a:lnTo>
-                            </a:path>
-                          </a:pathLst>
-                        </a:custGeom>
-                        <a:ln w="12700" cap="flat">
-                          <a:round/>
-                        </a:ln>
-                      </wps:spPr>
-                      <wps:style>
-                        <a:lnRef idx="1">
-                          <a:srgbClr val="002060"/>
-                        </a:lnRef>
-                        <a:fillRef idx="0">
-                          <a:srgbClr val="000000">
-                            <a:alpha val="0"/>
-                          </a:srgbClr>
-                        </a:fillRef>
-                        <a:effectRef idx="0">
-                          <a:scrgbClr r="0" g="0" b="0"/>
-                        </a:effectRef>
-                        <a:fontRef idx="none"/>
-                      </wps:style>
-                      <wps:bodyPr/>
-                    </wps:wsp>
-                  </wpg:wgp>
-                </a:graphicData>
-              </a:graphic>
-            </wp:anchor>
-          </w:drawing>
-        </mc:Choice>
-        <mc:Fallback xmlns:a="http://schemas.openxmlformats.org/drawingml/2006/main">
-          <w:pict>
-            <v:group id="Group 7337" style="width:540pt;height:1pt;position:absolute;mso-position-horizontal-relative:page;mso-position-horizontal:absolute;margin-left:36.95pt;mso-position-vertical-relative:page;margin-top:73.3pt;" coordsize="68580,127">
-              <v:shape id="Shape 7338" style="position:absolute;width:68580;height:0;left:0;top:0;" coordsize="6858000,0" path="m0,0l6858000,0">
-                <v:stroke weight="1pt" endcap="flat" joinstyle="round" on="true" color="#002060"/>
-                <v:fill on="false" color="#000000" opacity="0"/>
-              </v:shape>
-              <w10:wrap type="square"/>
-            </v:group>
-          </w:pict>
-        </mc:Fallback>
-      </mc:AlternateContent>
-    </w:r>
-    <w:r>
+      <w:ind w:left="0" w:firstLine="0"/>
       <w:rPr>
         <w:rFonts w:ascii="Calibri" w:eastAsia="Calibri" w:hAnsi="Calibri" w:cs="Calibri"/>
         <w:sz w:val="19"/>
       </w:rPr>
-      <w:t xml:space="preserve"> </w:t>
-    </w:r>
+    </w:pPr>
   </w:p>
 </w:hdr>
 </file>
@@ -7144,6 +7213,60 @@
       <w:lang w:val="en" w:eastAsia="en"/>
     </w:rPr>
   </w:style>
+  <w:style w:type="paragraph" w:styleId="Header">
+    <w:name w:val="header"/>
+    <w:basedOn w:val="Normal"/>
+    <w:link w:val="HeaderChar"/>
+    <w:uiPriority w:val="99"/>
+    <w:unhideWhenUsed/>
+    <w:rsid w:val="00E14E4F"/>
+    <w:pPr>
+      <w:tabs>
+        <w:tab w:val="center" w:pos="4680"/>
+        <w:tab w:val="right" w:pos="9360"/>
+      </w:tabs>
+      <w:spacing w:after="0" w:line="240" w:lineRule="auto"/>
+      <w:ind w:left="0" w:firstLine="0"/>
+    </w:pPr>
+    <w:rPr>
+      <w:rFonts w:asciiTheme="minorHAnsi" w:eastAsiaTheme="minorEastAsia" w:hAnsiTheme="minorHAnsi" w:cstheme="minorBidi"/>
+      <w:color w:val="auto"/>
+      <w:kern w:val="0"/>
+      <w:szCs w:val="22"/>
+      <w:lang w:val="en-US" w:eastAsia="zh-CN"/>
+      <w14:ligatures w14:val="none"/>
+    </w:rPr>
+  </w:style>
+  <w:style w:type="character" w:customStyle="1" w:styleId="HeaderChar">
+    <w:name w:val="Header Char"/>
+    <w:basedOn w:val="DefaultParagraphFont"/>
+    <w:link w:val="Header"/>
+    <w:uiPriority w:val="99"/>
+    <w:rsid w:val="00E14E4F"/>
+    <w:rPr>
+      <w:kern w:val="0"/>
+      <w:sz w:val="22"/>
+      <w:szCs w:val="22"/>
+      <w:lang w:val="en-US" w:eastAsia="zh-CN"/>
+      <w14:ligatures w14:val="none"/>
+    </w:rPr>
+  </w:style>
+  <w:style w:type="paragraph" w:styleId="Revision">
+    <w:name w:val="Revision"/>
+    <w:hidden/>
+    <w:uiPriority w:val="99"/>
+    <w:semiHidden/>
+    <w:rsid w:val="00B8743D"/>
+    <w:pPr>
+      <w:spacing w:after="0" w:line="240" w:lineRule="auto"/>
+    </w:pPr>
+    <w:rPr>
+      <w:rFonts w:ascii="Garamond" w:eastAsia="Garamond" w:hAnsi="Garamond" w:cs="Times New Roman"/>
+      <w:color w:val="000000"/>
+      <w:sz w:val="22"/>
+      <w:lang w:val="en" w:eastAsia="en"/>
+    </w:rPr>
+  </w:style>
 </w:styles>
 </file>
 
